--- a/examples/华为/华为_企业分析.docx
+++ b/examples/华为/华为_企业分析.docx
@@ -874,29 +874,29 @@
               <w:jc w:val="left"/>
             </w:pPr>
             <w:r>
-              <w:t xml:space="preserve">昇腾910B AI芯片</w:t>
-            </w:r>
-          </w:p>
-        </w:tc>
-        <w:tc>
-          <w:p>
-            <w:pPr>
-              <w:pStyle w:val="Compact"/>
-              <w:jc w:val="left"/>
-            </w:pPr>
-            <w:r>
-              <w:t xml:space="preserve">2023年8月</w:t>
-            </w:r>
-          </w:p>
-        </w:tc>
-        <w:tc>
-          <w:p>
-            <w:pPr>
-              <w:pStyle w:val="Compact"/>
-              <w:jc w:val="left"/>
-            </w:pPr>
-            <w:r>
-              <w:t xml:space="preserve">AI训练加速器，FP16算力约320TFLOPS，面向大模型训练</w:t>
+              <w:t xml:space="preserve">问界M9</w:t>
+            </w:r>
+          </w:p>
+        </w:tc>
+        <w:tc>
+          <w:p>
+            <w:pPr>
+              <w:pStyle w:val="Compact"/>
+              <w:jc w:val="left"/>
+            </w:pPr>
+            <w:r>
+              <w:t xml:space="preserve">2023年12月</w:t>
+            </w:r>
+          </w:p>
+        </w:tc>
+        <w:tc>
+          <w:p>
+            <w:pPr>
+              <w:pStyle w:val="Compact"/>
+              <w:jc w:val="left"/>
+            </w:pPr>
+            <w:r>
+              <w:t xml:space="preserve">鸿蒙智能座舱+ADS 2.0高阶自动驾驶，48小时订单超2万</w:t>
             </w:r>
           </w:p>
         </w:tc>
@@ -909,29 +909,29 @@
               <w:jc w:val="left"/>
             </w:pPr>
             <w:r>
-              <w:t xml:space="preserve">华为云Stack</w:t>
-            </w:r>
-          </w:p>
-        </w:tc>
-        <w:tc>
-          <w:p>
-            <w:pPr>
-              <w:pStyle w:val="Compact"/>
-              <w:jc w:val="left"/>
-            </w:pPr>
-            <w:r>
-              <w:t xml:space="preserve">2022年5月</w:t>
-            </w:r>
-          </w:p>
-        </w:tc>
-        <w:tc>
-          <w:p>
-            <w:pPr>
-              <w:pStyle w:val="Compact"/>
-              <w:jc w:val="left"/>
-            </w:pPr>
-            <w:r>
-              <w:t xml:space="preserve">混合云解决方案，在中国政务云市场份额第一</w:t>
+              <w:t xml:space="preserve">昇腾910B AI芯片</w:t>
+            </w:r>
+          </w:p>
+        </w:tc>
+        <w:tc>
+          <w:p>
+            <w:pPr>
+              <w:pStyle w:val="Compact"/>
+              <w:jc w:val="left"/>
+            </w:pPr>
+            <w:r>
+              <w:t xml:space="preserve">2023年8月</w:t>
+            </w:r>
+          </w:p>
+        </w:tc>
+        <w:tc>
+          <w:p>
+            <w:pPr>
+              <w:pStyle w:val="Compact"/>
+              <w:jc w:val="left"/>
+            </w:pPr>
+            <w:r>
+              <w:t xml:space="preserve">AI训练加速器，FP16算力约320TFLOPS，面向大模型训练</w:t>
             </w:r>
           </w:p>
         </w:tc>
@@ -944,29 +944,29 @@
               <w:jc w:val="left"/>
             </w:pPr>
             <w:r>
-              <w:t xml:space="preserve">问界M9</w:t>
-            </w:r>
-          </w:p>
-        </w:tc>
-        <w:tc>
-          <w:p>
-            <w:pPr>
-              <w:pStyle w:val="Compact"/>
-              <w:jc w:val="left"/>
-            </w:pPr>
-            <w:r>
-              <w:t xml:space="preserve">2023年12月</w:t>
-            </w:r>
-          </w:p>
-        </w:tc>
-        <w:tc>
-          <w:p>
-            <w:pPr>
-              <w:pStyle w:val="Compact"/>
-              <w:jc w:val="left"/>
-            </w:pPr>
-            <w:r>
-              <w:t xml:space="preserve">鸿蒙智能座舱+ADS 2.0高阶自动驾驶，48小时订单超2万</w:t>
+              <w:t xml:space="preserve">华为云Stack</w:t>
+            </w:r>
+          </w:p>
+        </w:tc>
+        <w:tc>
+          <w:p>
+            <w:pPr>
+              <w:pStyle w:val="Compact"/>
+              <w:jc w:val="left"/>
+            </w:pPr>
+            <w:r>
+              <w:t xml:space="preserve">2022年5月</w:t>
+            </w:r>
+          </w:p>
+        </w:tc>
+        <w:tc>
+          <w:p>
+            <w:pPr>
+              <w:pStyle w:val="Compact"/>
+              <w:jc w:val="left"/>
+            </w:pPr>
+            <w:r>
+              <w:t xml:space="preserve">混合云解决方案，在政务云市场份额领先</w:t>
             </w:r>
           </w:p>
         </w:tc>
@@ -979,29 +979,29 @@
               <w:jc w:val="left"/>
             </w:pPr>
             <w:r>
-              <w:t xml:space="preserve">鸿蒙HarmonyOS</w:t>
-            </w:r>
-          </w:p>
-        </w:tc>
-        <w:tc>
-          <w:p>
-            <w:pPr>
-              <w:pStyle w:val="Compact"/>
-              <w:jc w:val="left"/>
-            </w:pPr>
-            <w:r>
-              <w:t xml:space="preserve">2019年8月</w:t>
-            </w:r>
-          </w:p>
-        </w:tc>
-        <w:tc>
-          <w:p>
-            <w:pPr>
-              <w:pStyle w:val="Compact"/>
-              <w:jc w:val="left"/>
-            </w:pPr>
-            <w:r>
-              <w:t xml:space="preserve">分布式操作系统，覆盖手机/平板/车机/穿戴/IoT全场景</w:t>
+              <w:t xml:space="preserve">华为F5G方案</w:t>
+            </w:r>
+          </w:p>
+        </w:tc>
+        <w:tc>
+          <w:p>
+            <w:pPr>
+              <w:pStyle w:val="Compact"/>
+              <w:jc w:val="left"/>
+            </w:pPr>
+            <w:r>
+              <w:t xml:space="preserve">2020年</w:t>
+            </w:r>
+          </w:p>
+        </w:tc>
+        <w:tc>
+          <w:p>
+            <w:pPr>
+              <w:pStyle w:val="Compact"/>
+              <w:jc w:val="left"/>
+            </w:pPr>
+            <w:r>
+              <w:t xml:space="preserve">第五代固定网络，在光传输/光接入市场份额全球领先</w:t>
             </w:r>
           </w:p>
         </w:tc>
@@ -1014,29 +1014,29 @@
               <w:jc w:val="left"/>
             </w:pPr>
             <w:r>
-              <w:t xml:space="preserve">华为F5G方案</w:t>
-            </w:r>
-          </w:p>
-        </w:tc>
-        <w:tc>
-          <w:p>
-            <w:pPr>
-              <w:pStyle w:val="Compact"/>
-              <w:jc w:val="left"/>
-            </w:pPr>
-            <w:r>
-              <w:t xml:space="preserve">2020年</w:t>
-            </w:r>
-          </w:p>
-        </w:tc>
-        <w:tc>
-          <w:p>
-            <w:pPr>
-              <w:pStyle w:val="Compact"/>
-              <w:jc w:val="left"/>
-            </w:pPr>
-            <w:r>
-              <w:t xml:space="preserve">第五代固定网络，在光传输/光接入市场份额全球领先</w:t>
+              <w:t xml:space="preserve">鸿蒙HarmonyOS</w:t>
+            </w:r>
+          </w:p>
+        </w:tc>
+        <w:tc>
+          <w:p>
+            <w:pPr>
+              <w:pStyle w:val="Compact"/>
+              <w:jc w:val="left"/>
+            </w:pPr>
+            <w:r>
+              <w:t xml:space="preserve">2019年8月</w:t>
+            </w:r>
+          </w:p>
+        </w:tc>
+        <w:tc>
+          <w:p>
+            <w:pPr>
+              <w:pStyle w:val="Compact"/>
+              <w:jc w:val="left"/>
+            </w:pPr>
+            <w:r>
+              <w:t xml:space="preserve">分布式操作系统，覆盖手机/平板/车机/穿戴/IoT全场景</w:t>
             </w:r>
           </w:p>
         </w:tc>

--- a/examples/华为/华为_企业分析.docx
+++ b/examples/华为/华为_企业分析.docx
@@ -839,29 +839,29 @@
               <w:jc w:val="left"/>
             </w:pPr>
             <w:r>
-              <w:t xml:space="preserve">Mate 70系列手机</w:t>
-            </w:r>
-          </w:p>
-        </w:tc>
-        <w:tc>
-          <w:p>
-            <w:pPr>
-              <w:pStyle w:val="Compact"/>
-              <w:jc w:val="left"/>
-            </w:pPr>
-            <w:r>
-              <w:t xml:space="preserve">2024年11月</w:t>
-            </w:r>
-          </w:p>
-        </w:tc>
-        <w:tc>
-          <w:p>
-            <w:pPr>
-              <w:pStyle w:val="Compact"/>
-              <w:jc w:val="left"/>
-            </w:pPr>
-            <w:r>
-              <w:t xml:space="preserve">搭载麒麟9100芯片，支持卫星通信，预装HarmonyOS NEXT</w:t>
+              <w:t xml:space="preserve">Pura 90 Pro Max</w:t>
+            </w:r>
+          </w:p>
+        </w:tc>
+        <w:tc>
+          <w:p>
+            <w:pPr>
+              <w:pStyle w:val="Compact"/>
+              <w:jc w:val="left"/>
+            </w:pPr>
+            <w:r>
+              <w:t xml:space="preserve">2026年3月*</w:t>
+            </w:r>
+          </w:p>
+        </w:tc>
+        <w:tc>
+          <w:p>
+            <w:pPr>
+              <w:pStyle w:val="Compact"/>
+              <w:jc w:val="left"/>
+            </w:pPr>
+            <w:r>
+              <w:t xml:space="preserve">HarmonyOS 6.1，2亿XMAGE长焦，情绪色彩美学</w:t>
             </w:r>
           </w:p>
         </w:tc>
@@ -874,29 +874,29 @@
               <w:jc w:val="left"/>
             </w:pPr>
             <w:r>
-              <w:t xml:space="preserve">问界M9</w:t>
-            </w:r>
-          </w:p>
-        </w:tc>
-        <w:tc>
-          <w:p>
-            <w:pPr>
-              <w:pStyle w:val="Compact"/>
-              <w:jc w:val="left"/>
-            </w:pPr>
-            <w:r>
-              <w:t xml:space="preserve">2023年12月</w:t>
-            </w:r>
-          </w:p>
-        </w:tc>
-        <w:tc>
-          <w:p>
-            <w:pPr>
-              <w:pStyle w:val="Compact"/>
-              <w:jc w:val="left"/>
-            </w:pPr>
-            <w:r>
-              <w:t xml:space="preserve">鸿蒙智能座舱+ADS 2.0高阶自动驾驶，48小时订单超2万</w:t>
+              <w:t xml:space="preserve">Mate 80</w:t>
+            </w:r>
+          </w:p>
+        </w:tc>
+        <w:tc>
+          <w:p>
+            <w:pPr>
+              <w:pStyle w:val="Compact"/>
+              <w:jc w:val="left"/>
+            </w:pPr>
+            <w:r>
+              <w:t xml:space="preserve">2025年11月</w:t>
+            </w:r>
+          </w:p>
+        </w:tc>
+        <w:tc>
+          <w:p>
+            <w:pPr>
+              <w:pStyle w:val="Compact"/>
+              <w:jc w:val="left"/>
+            </w:pPr>
+            <w:r>
+              <w:t xml:space="preserve">玄武架构，第二代红枫影像，鸿蒙AI，北斗卫星通信</w:t>
             </w:r>
           </w:p>
         </w:tc>
@@ -909,29 +909,29 @@
               <w:jc w:val="left"/>
             </w:pPr>
             <w:r>
-              <w:t xml:space="preserve">昇腾910B AI芯片</w:t>
-            </w:r>
-          </w:p>
-        </w:tc>
-        <w:tc>
-          <w:p>
-            <w:pPr>
-              <w:pStyle w:val="Compact"/>
-              <w:jc w:val="left"/>
-            </w:pPr>
-            <w:r>
-              <w:t xml:space="preserve">2023年8月</w:t>
-            </w:r>
-          </w:p>
-        </w:tc>
-        <w:tc>
-          <w:p>
-            <w:pPr>
-              <w:pStyle w:val="Compact"/>
-              <w:jc w:val="left"/>
-            </w:pPr>
-            <w:r>
-              <w:t xml:space="preserve">AI训练加速器，FP16算力约320TFLOPS，面向大模型训练</w:t>
+              <w:t xml:space="preserve">nova 16 Pro</w:t>
+            </w:r>
+          </w:p>
+        </w:tc>
+        <w:tc>
+          <w:p>
+            <w:pPr>
+              <w:pStyle w:val="Compact"/>
+              <w:jc w:val="left"/>
+            </w:pPr>
+            <w:r>
+              <w:t xml:space="preserve">2025年</w:t>
+            </w:r>
+          </w:p>
+        </w:tc>
+        <w:tc>
+          <w:p>
+            <w:pPr>
+              <w:pStyle w:val="Compact"/>
+              <w:jc w:val="left"/>
+            </w:pPr>
+            <w:r>
+              <w:t xml:space="preserve">2亿红枫影像，7000mAh电池，鸿蒙智慧交互</w:t>
             </w:r>
           </w:p>
         </w:tc>
@@ -944,29 +944,29 @@
               <w:jc w:val="left"/>
             </w:pPr>
             <w:r>
-              <w:t xml:space="preserve">华为云Stack</w:t>
-            </w:r>
-          </w:p>
-        </w:tc>
-        <w:tc>
-          <w:p>
-            <w:pPr>
-              <w:pStyle w:val="Compact"/>
-              <w:jc w:val="left"/>
-            </w:pPr>
-            <w:r>
-              <w:t xml:space="preserve">2022年5月</w:t>
-            </w:r>
-          </w:p>
-        </w:tc>
-        <w:tc>
-          <w:p>
-            <w:pPr>
-              <w:pStyle w:val="Compact"/>
-              <w:jc w:val="left"/>
-            </w:pPr>
-            <w:r>
-              <w:t xml:space="preserve">混合云解决方案，在政务云市场份额领先</w:t>
+              <w:t xml:space="preserve">Pura 80 Pro</w:t>
+            </w:r>
+          </w:p>
+        </w:tc>
+        <w:tc>
+          <w:p>
+            <w:pPr>
+              <w:pStyle w:val="Compact"/>
+              <w:jc w:val="left"/>
+            </w:pPr>
+            <w:r>
+              <w:t xml:space="preserve">2025年6月</w:t>
+            </w:r>
+          </w:p>
+        </w:tc>
+        <w:tc>
+          <w:p>
+            <w:pPr>
+              <w:pStyle w:val="Compact"/>
+              <w:jc w:val="left"/>
+            </w:pPr>
+            <w:r>
+              <w:t xml:space="preserve">红枫原色影像，鸿蒙AI防窥保护，北斗卫星选星</w:t>
             </w:r>
           </w:p>
         </w:tc>
@@ -979,29 +979,29 @@
               <w:jc w:val="left"/>
             </w:pPr>
             <w:r>
-              <w:t xml:space="preserve">华为F5G方案</w:t>
-            </w:r>
-          </w:p>
-        </w:tc>
-        <w:tc>
-          <w:p>
-            <w:pPr>
-              <w:pStyle w:val="Compact"/>
-              <w:jc w:val="left"/>
-            </w:pPr>
-            <w:r>
-              <w:t xml:space="preserve">2020年</w:t>
-            </w:r>
-          </w:p>
-        </w:tc>
-        <w:tc>
-          <w:p>
-            <w:pPr>
-              <w:pStyle w:val="Compact"/>
-              <w:jc w:val="left"/>
-            </w:pPr>
-            <w:r>
-              <w:t xml:space="preserve">第五代固定网络，在光传输/光接入市场份额全球领先</w:t>
+              <w:t xml:space="preserve">HarmonyOS NEXT</w:t>
+            </w:r>
+          </w:p>
+        </w:tc>
+        <w:tc>
+          <w:p>
+            <w:pPr>
+              <w:pStyle w:val="Compact"/>
+              <w:jc w:val="left"/>
+            </w:pPr>
+            <w:r>
+              <w:t xml:space="preserve">2024年10月</w:t>
+            </w:r>
+          </w:p>
+        </w:tc>
+        <w:tc>
+          <w:p>
+            <w:pPr>
+              <w:pStyle w:val="Compact"/>
+              <w:jc w:val="left"/>
+            </w:pPr>
+            <w:r>
+              <w:t xml:space="preserve">全场景分布式操作系统，覆盖手机/平板/车机</w:t>
             </w:r>
           </w:p>
         </w:tc>
@@ -1014,34 +1014,42 @@
               <w:jc w:val="left"/>
             </w:pPr>
             <w:r>
-              <w:t xml:space="preserve">鸿蒙HarmonyOS</w:t>
-            </w:r>
-          </w:p>
-        </w:tc>
-        <w:tc>
-          <w:p>
-            <w:pPr>
-              <w:pStyle w:val="Compact"/>
-              <w:jc w:val="left"/>
-            </w:pPr>
-            <w:r>
-              <w:t xml:space="preserve">2019年8月</w:t>
-            </w:r>
-          </w:p>
-        </w:tc>
-        <w:tc>
-          <w:p>
-            <w:pPr>
-              <w:pStyle w:val="Compact"/>
-              <w:jc w:val="left"/>
-            </w:pPr>
-            <w:r>
-              <w:t xml:space="preserve">分布式操作系统，覆盖手机/平板/车机/穿戴/IoT全场景</w:t>
+              <w:t xml:space="preserve">问界M9</w:t>
+            </w:r>
+          </w:p>
+        </w:tc>
+        <w:tc>
+          <w:p>
+            <w:pPr>
+              <w:pStyle w:val="Compact"/>
+              <w:jc w:val="left"/>
+            </w:pPr>
+            <w:r>
+              <w:t xml:space="preserve">2023年12月</w:t>
+            </w:r>
+          </w:p>
+        </w:tc>
+        <w:tc>
+          <w:p>
+            <w:pPr>
+              <w:pStyle w:val="Compact"/>
+              <w:jc w:val="left"/>
+            </w:pPr>
+            <w:r>
+              <w:t xml:space="preserve">鸿蒙智能座舱+ADS 2.0高阶自动驾驶</w:t>
             </w:r>
           </w:p>
         </w:tc>
       </w:tr>
     </w:tbl>
+    <w:p>
+      <w:pPr>
+        <w:pStyle w:val="BlockText"/>
+      </w:pPr>
+      <w:r>
+        <w:t xml:space="preserve">*发布时间为估计值</w:t>
+      </w:r>
+    </w:p>
     <w:p>
       <w:pPr>
         <w:pStyle w:val="BlockText"/>
